--- a/assets/template-spo.docx
+++ b/assets/template-spo.docx
@@ -4,8 +4,8 @@
   <w:body>
     <w:tbl>
       <w:tblPr>
-        <w:tblW w:w="9782" w:type="dxa"/>
-        <w:tblInd w:w="-176" w:type="dxa"/>
+        <w:tblW w:w="9916" w:type="dxa"/>
+        <w:tblInd w:w="189" w:type="dxa"/>
         <w:tblBorders>
           <w:top w:val="single" w:sz="4" w:space="0" w:color="000000"/>
           <w:left w:val="single" w:sz="4" w:space="0" w:color="000000"/>
@@ -17,7 +17,7 @@
         <w:tblLook w:val="04A0" w:firstRow="1" w:lastRow="0" w:firstColumn="1" w:lastColumn="0" w:noHBand="0" w:noVBand="1"/>
       </w:tblPr>
       <w:tblGrid>
-        <w:gridCol w:w="2507"/>
+        <w:gridCol w:w="2641"/>
         <w:gridCol w:w="1784"/>
         <w:gridCol w:w="530"/>
         <w:gridCol w:w="4961"/>
@@ -28,7 +28,7 @@
         </w:trPr>
         <w:tc>
           <w:tcPr>
-            <w:tcW w:w="2507" w:type="dxa"/>
+            <w:tcW w:w="2641" w:type="dxa"/>
             <w:vMerge w:val="restart"/>
           </w:tcPr>
           <w:p>
@@ -39,8 +39,8 @@
               <w:rPr>
                 <w:rFonts w:ascii="Arial" w:hAnsi="Arial" w:cs="Arial"/>
                 <w:color w:val="auto"/>
-                <w:sz w:val="22"/>
-                <w:szCs w:val="22"/>
+                <w:sz w:val="24"/>
+                <w:szCs w:val="24"/>
               </w:rPr>
             </w:pPr>
             <w:r>
@@ -48,14 +48,22 @@
                 <w:rFonts w:ascii="Arial" w:hAnsi="Arial" w:cs="Arial"/>
                 <w:noProof/>
                 <w:color w:val="auto"/>
-                <w:sz w:val="22"/>
-                <w:szCs w:val="22"/>
+                <w:sz w:val="24"/>
+                <w:szCs w:val="24"/>
                 <w:lang w:val="en-US"/>
               </w:rPr>
               <w:drawing>
-                <wp:inline distT="0" distB="0" distL="0" distR="0" wp14:anchorId="0FA538D9" wp14:editId="00C311D5">
+                <wp:anchor distT="0" distB="0" distL="114300" distR="114300" simplePos="0" relativeHeight="251660288" behindDoc="1" locked="0" layoutInCell="1" allowOverlap="1" wp14:anchorId="0FA538D9" wp14:editId="240C4936">
+                  <wp:simplePos x="0" y="0"/>
+                  <wp:positionH relativeFrom="column">
+                    <wp:posOffset>329565</wp:posOffset>
+                  </wp:positionH>
+                  <wp:positionV relativeFrom="paragraph">
+                    <wp:posOffset>117788</wp:posOffset>
+                  </wp:positionV>
                   <wp:extent cx="785004" cy="758414"/>
                   <wp:effectExtent l="0" t="0" r="0" b="3810"/>
+                  <wp:wrapNone/>
                   <wp:docPr id="307735820" name="Picture 1"/>
                   <wp:cNvGraphicFramePr>
                     <a:graphicFrameLocks xmlns:a="http://schemas.openxmlformats.org/drawingml/2006/main" noChangeAspect="1"/>
@@ -85,7 +93,7 @@
                         <pic:spPr bwMode="auto">
                           <a:xfrm>
                             <a:off x="0" y="0"/>
-                            <a:ext cx="796195" cy="769226"/>
+                            <a:ext cx="785004" cy="758414"/>
                           </a:xfrm>
                           <a:prstGeom prst="rect">
                             <a:avLst/>
@@ -95,15 +103,15 @@
                       </pic:pic>
                     </a:graphicData>
                   </a:graphic>
-                </wp:inline>
+                </wp:anchor>
               </w:drawing>
             </w:r>
             <w:r>
               <w:rPr>
                 <w:rFonts w:ascii="Arial" w:hAnsi="Arial" w:cs="Arial"/>
                 <w:color w:val="auto"/>
-                <w:sz w:val="22"/>
-                <w:szCs w:val="22"/>
+                <w:sz w:val="24"/>
+                <w:szCs w:val="24"/>
               </w:rPr>
               <w:t xml:space="preserve"> </w:t>
             </w:r>
@@ -113,49 +121,105 @@
               <w:pStyle w:val="Heading1"/>
               <w:spacing w:before="0" w:after="0"/>
               <w:jc w:val="center"/>
-              <w:rPr>
-                <w:rFonts w:ascii="Arial" w:hAnsi="Arial" w:cs="Arial"/>
-                <w:b/>
-                <w:color w:val="auto"/>
-                <w:sz w:val="22"/>
-                <w:szCs w:val="22"/>
-              </w:rPr>
-            </w:pPr>
-            <w:r>
               <w:rPr>
                 <w:rFonts w:ascii="Arial" w:hAnsi="Arial" w:cs="Arial"/>
                 <w:b/>
                 <w:bCs/>
                 <w:color w:val="auto"/>
-                <w:sz w:val="22"/>
-                <w:szCs w:val="22"/>
+                <w:sz w:val="24"/>
+                <w:szCs w:val="24"/>
                 <w:lang w:val="en-US"/>
               </w:rPr>
-              <w:t>KLINIK PRATAM</w:t>
-            </w:r>
-            <w:r>
+            </w:pPr>
+          </w:p>
+          <w:p>
+            <w:pPr>
+              <w:pStyle w:val="Heading1"/>
+              <w:spacing w:before="0" w:after="0"/>
+              <w:jc w:val="center"/>
               <w:rPr>
                 <w:rFonts w:ascii="Arial" w:hAnsi="Arial" w:cs="Arial"/>
                 <w:b/>
                 <w:bCs/>
                 <w:color w:val="auto"/>
-                <w:sz w:val="22"/>
-                <w:szCs w:val="22"/>
+                <w:sz w:val="24"/>
+                <w:szCs w:val="24"/>
                 <w:lang w:val="en-US"/>
               </w:rPr>
-              <w:t>A PKU</w:t>
-            </w:r>
-            <w:r>
+            </w:pPr>
+          </w:p>
+          <w:p>
+            <w:pPr>
+              <w:pStyle w:val="Heading1"/>
+              <w:spacing w:before="0" w:after="0"/>
+              <w:jc w:val="center"/>
               <w:rPr>
                 <w:rFonts w:ascii="Arial" w:hAnsi="Arial" w:cs="Arial"/>
                 <w:b/>
                 <w:bCs/>
                 <w:color w:val="auto"/>
-                <w:sz w:val="22"/>
-                <w:szCs w:val="22"/>
+                <w:sz w:val="24"/>
+                <w:szCs w:val="24"/>
                 <w:lang w:val="en-US"/>
               </w:rPr>
-              <w:t xml:space="preserve"> UNIVERSITAS MUHAMMADIYAH MAUMERE</w:t>
+            </w:pPr>
+          </w:p>
+          <w:p>
+            <w:pPr>
+              <w:pStyle w:val="Heading1"/>
+              <w:spacing w:before="0" w:after="0"/>
+              <w:jc w:val="center"/>
+              <w:rPr>
+                <w:rFonts w:ascii="Arial" w:hAnsi="Arial" w:cs="Arial"/>
+                <w:b/>
+                <w:bCs/>
+                <w:color w:val="auto"/>
+                <w:sz w:val="24"/>
+                <w:szCs w:val="24"/>
+                <w:lang w:val="en-US"/>
+              </w:rPr>
+            </w:pPr>
+          </w:p>
+          <w:p>
+            <w:pPr>
+              <w:pStyle w:val="Heading1"/>
+              <w:spacing w:before="0" w:after="0"/>
+              <w:jc w:val="center"/>
+              <w:rPr>
+                <w:rFonts w:ascii="Arial" w:hAnsi="Arial" w:cs="Arial"/>
+                <w:b/>
+                <w:bCs/>
+                <w:color w:val="auto"/>
+                <w:sz w:val="24"/>
+                <w:szCs w:val="24"/>
+                <w:lang w:val="en-US"/>
+              </w:rPr>
+            </w:pPr>
+          </w:p>
+          <w:p>
+            <w:pPr>
+              <w:pStyle w:val="Heading1"/>
+              <w:spacing w:before="0" w:after="0"/>
+              <w:jc w:val="center"/>
+              <w:rPr>
+                <w:rFonts w:ascii="Arial" w:hAnsi="Arial" w:cs="Arial"/>
+                <w:b/>
+                <w:color w:val="auto"/>
+                <w:sz w:val="24"/>
+                <w:szCs w:val="24"/>
+              </w:rPr>
+            </w:pPr>
+            <w:r>
+              <w:rPr>
+                <w:rFonts w:ascii="Arial" w:hAnsi="Arial" w:cs="Arial"/>
+                <w:b/>
+                <w:bCs/>
+                <w:color w:val="auto"/>
+                <w:sz w:val="24"/>
+                <w:szCs w:val="24"/>
+                <w:lang w:val="en-US"/>
+              </w:rPr>
+              <w:t>KLINIK PRATAMA PKU UNIVERSITAS MUHAMMADIYAH MAUMERE</w:t>
             </w:r>
           </w:p>
         </w:tc>
@@ -175,8 +239,8 @@
                 <w:b/>
                 <w:bCs/>
                 <w:color w:val="auto"/>
-                <w:sz w:val="22"/>
-                <w:szCs w:val="22"/>
+                <w:sz w:val="24"/>
+                <w:szCs w:val="24"/>
               </w:rPr>
             </w:pPr>
             <w:r>
@@ -185,8 +249,8 @@
                 <w:b/>
                 <w:bCs/>
                 <w:color w:val="auto"/>
-                <w:sz w:val="22"/>
-                <w:szCs w:val="22"/>
+                <w:sz w:val="24"/>
+                <w:szCs w:val="24"/>
               </w:rPr>
               <w:t>$</w:t>
             </w:r>
@@ -196,8 +260,8 @@
                 <w:b/>
                 <w:bCs/>
                 <w:color w:val="auto"/>
-                <w:sz w:val="22"/>
-                <w:szCs w:val="22"/>
+                <w:sz w:val="24"/>
+                <w:szCs w:val="24"/>
               </w:rPr>
               <w:t>UNIT</w:t>
             </w:r>
@@ -207,8 +271,8 @@
                 <w:b/>
                 <w:bCs/>
                 <w:color w:val="auto"/>
-                <w:sz w:val="22"/>
-                <w:szCs w:val="22"/>
+                <w:sz w:val="24"/>
+                <w:szCs w:val="24"/>
               </w:rPr>
               <w:t>$</w:t>
             </w:r>
@@ -221,7 +285,7 @@
         </w:trPr>
         <w:tc>
           <w:tcPr>
-            <w:tcW w:w="2507" w:type="dxa"/>
+            <w:tcW w:w="2641" w:type="dxa"/>
             <w:vMerge/>
             <w:vAlign w:val="center"/>
           </w:tcPr>
@@ -233,8 +297,8 @@
                 <w:rFonts w:ascii="Arial" w:hAnsi="Arial" w:cs="Arial"/>
                 <w:noProof/>
                 <w:color w:val="auto"/>
-                <w:sz w:val="22"/>
-                <w:szCs w:val="22"/>
+                <w:sz w:val="24"/>
+                <w:szCs w:val="24"/>
               </w:rPr>
             </w:pPr>
           </w:p>
@@ -255,8 +319,8 @@
                 <w:b/>
                 <w:bCs/>
                 <w:color w:val="auto"/>
-                <w:sz w:val="22"/>
-                <w:szCs w:val="22"/>
+                <w:sz w:val="24"/>
+                <w:szCs w:val="24"/>
               </w:rPr>
             </w:pPr>
             <w:r>
@@ -265,8 +329,8 @@
                 <w:b/>
                 <w:bCs/>
                 <w:color w:val="auto"/>
-                <w:sz w:val="22"/>
-                <w:szCs w:val="22"/>
+                <w:sz w:val="24"/>
+                <w:szCs w:val="24"/>
               </w:rPr>
               <w:t>$JUDUL SPO$</w:t>
             </w:r>
@@ -279,13 +343,17 @@
         </w:trPr>
         <w:tc>
           <w:tcPr>
-            <w:tcW w:w="2507" w:type="dxa"/>
+            <w:tcW w:w="2641" w:type="dxa"/>
             <w:vMerge/>
           </w:tcPr>
           <w:p>
             <w:pPr>
               <w:ind w:left="720"/>
               <w:contextualSpacing/>
+              <w:rPr>
+                <w:sz w:val="24"/>
+                <w:szCs w:val="24"/>
+              </w:rPr>
             </w:pPr>
           </w:p>
         </w:tc>
@@ -297,14 +365,22 @@
             <w:pPr>
               <w:contextualSpacing/>
               <w:rPr>
+                <w:sz w:val="24"/>
+                <w:szCs w:val="24"/>
                 <w:lang w:val="id-ID"/>
               </w:rPr>
             </w:pPr>
             <w:r>
+              <w:rPr>
+                <w:sz w:val="24"/>
+                <w:szCs w:val="24"/>
+              </w:rPr>
               <w:t>No.Dokumen</w:t>
             </w:r>
             <w:r>
               <w:rPr>
+                <w:sz w:val="24"/>
+                <w:szCs w:val="24"/>
                 <w:lang w:val="id-ID"/>
               </w:rPr>
               <w:t xml:space="preserve"> </w:t>
@@ -318,8 +394,16 @@
           <w:p>
             <w:pPr>
               <w:contextualSpacing/>
-            </w:pPr>
-            <w:r>
+              <w:rPr>
+                <w:sz w:val="24"/>
+                <w:szCs w:val="24"/>
+              </w:rPr>
+            </w:pPr>
+            <w:r>
+              <w:rPr>
+                <w:sz w:val="24"/>
+                <w:szCs w:val="24"/>
+              </w:rPr>
               <w:t xml:space="preserve"> :</w:t>
             </w:r>
           </w:p>
@@ -333,11 +417,15 @@
               <w:ind w:left="-47" w:hanging="50"/>
               <w:contextualSpacing/>
               <w:rPr>
+                <w:sz w:val="24"/>
+                <w:szCs w:val="24"/>
                 <w:lang w:val="en-US"/>
               </w:rPr>
             </w:pPr>
             <w:r>
               <w:rPr>
+                <w:sz w:val="24"/>
+                <w:szCs w:val="24"/>
                 <w:lang w:val="id-ID"/>
               </w:rPr>
               <w:t xml:space="preserve">                          </w:t>
@@ -351,13 +439,17 @@
         </w:trPr>
         <w:tc>
           <w:tcPr>
-            <w:tcW w:w="2507" w:type="dxa"/>
+            <w:tcW w:w="2641" w:type="dxa"/>
             <w:vMerge/>
           </w:tcPr>
           <w:p>
             <w:pPr>
               <w:ind w:left="720"/>
               <w:contextualSpacing/>
+              <w:rPr>
+                <w:sz w:val="24"/>
+                <w:szCs w:val="24"/>
+              </w:rPr>
             </w:pPr>
           </w:p>
         </w:tc>
@@ -368,8 +460,16 @@
           <w:p>
             <w:pPr>
               <w:contextualSpacing/>
-            </w:pPr>
-            <w:r>
+              <w:rPr>
+                <w:sz w:val="24"/>
+                <w:szCs w:val="24"/>
+              </w:rPr>
+            </w:pPr>
+            <w:r>
+              <w:rPr>
+                <w:sz w:val="24"/>
+                <w:szCs w:val="24"/>
+              </w:rPr>
               <w:t>Revisi</w:t>
             </w:r>
           </w:p>
@@ -381,8 +481,16 @@
           <w:p>
             <w:pPr>
               <w:contextualSpacing/>
-            </w:pPr>
-            <w:r>
+              <w:rPr>
+                <w:sz w:val="24"/>
+                <w:szCs w:val="24"/>
+              </w:rPr>
+            </w:pPr>
+            <w:r>
+              <w:rPr>
+                <w:sz w:val="24"/>
+                <w:szCs w:val="24"/>
+              </w:rPr>
               <w:t xml:space="preserve"> :</w:t>
             </w:r>
           </w:p>
@@ -395,6 +503,10 @@
             <w:pPr>
               <w:ind w:left="720"/>
               <w:contextualSpacing/>
+              <w:rPr>
+                <w:sz w:val="24"/>
+                <w:szCs w:val="24"/>
+              </w:rPr>
             </w:pPr>
           </w:p>
         </w:tc>
@@ -405,13 +517,17 @@
         </w:trPr>
         <w:tc>
           <w:tcPr>
-            <w:tcW w:w="2507" w:type="dxa"/>
+            <w:tcW w:w="2641" w:type="dxa"/>
             <w:vMerge/>
           </w:tcPr>
           <w:p>
             <w:pPr>
               <w:ind w:left="720"/>
               <w:contextualSpacing/>
+              <w:rPr>
+                <w:sz w:val="24"/>
+                <w:szCs w:val="24"/>
+              </w:rPr>
             </w:pPr>
           </w:p>
         </w:tc>
@@ -422,8 +538,16 @@
           <w:p>
             <w:pPr>
               <w:contextualSpacing/>
-            </w:pPr>
-            <w:r>
+              <w:rPr>
+                <w:sz w:val="24"/>
+                <w:szCs w:val="24"/>
+              </w:rPr>
+            </w:pPr>
+            <w:r>
+              <w:rPr>
+                <w:sz w:val="24"/>
+                <w:szCs w:val="24"/>
+              </w:rPr>
               <w:t>Tanggal Terbit</w:t>
             </w:r>
           </w:p>
@@ -435,8 +559,16 @@
           <w:p>
             <w:pPr>
               <w:contextualSpacing/>
-            </w:pPr>
-            <w:r>
+              <w:rPr>
+                <w:sz w:val="24"/>
+                <w:szCs w:val="24"/>
+              </w:rPr>
+            </w:pPr>
+            <w:r>
+              <w:rPr>
+                <w:sz w:val="24"/>
+                <w:szCs w:val="24"/>
+              </w:rPr>
               <w:t xml:space="preserve"> :</w:t>
             </w:r>
           </w:p>
@@ -448,23 +580,31 @@
           <w:p>
             <w:pPr>
               <w:contextualSpacing/>
+              <w:rPr>
+                <w:sz w:val="24"/>
+                <w:szCs w:val="24"/>
+              </w:rPr>
             </w:pPr>
           </w:p>
         </w:tc>
       </w:tr>
       <w:tr>
         <w:trPr>
-          <w:trHeight w:val="419"/>
+          <w:trHeight w:val="571"/>
         </w:trPr>
         <w:tc>
           <w:tcPr>
-            <w:tcW w:w="2507" w:type="dxa"/>
+            <w:tcW w:w="2641" w:type="dxa"/>
             <w:vMerge/>
           </w:tcPr>
           <w:p>
             <w:pPr>
               <w:ind w:left="720"/>
               <w:contextualSpacing/>
+              <w:rPr>
+                <w:sz w:val="24"/>
+                <w:szCs w:val="24"/>
+              </w:rPr>
             </w:pPr>
           </w:p>
         </w:tc>
@@ -475,8 +615,16 @@
           <w:p>
             <w:pPr>
               <w:contextualSpacing/>
-            </w:pPr>
-            <w:r>
+              <w:rPr>
+                <w:sz w:val="24"/>
+                <w:szCs w:val="24"/>
+              </w:rPr>
+            </w:pPr>
+            <w:r>
+              <w:rPr>
+                <w:sz w:val="24"/>
+                <w:szCs w:val="24"/>
+              </w:rPr>
               <w:t>Halaman</w:t>
             </w:r>
           </w:p>
@@ -488,8 +636,16 @@
           <w:p>
             <w:pPr>
               <w:contextualSpacing/>
-            </w:pPr>
-            <w:r>
+              <w:rPr>
+                <w:sz w:val="24"/>
+                <w:szCs w:val="24"/>
+              </w:rPr>
+            </w:pPr>
+            <w:r>
+              <w:rPr>
+                <w:sz w:val="24"/>
+                <w:szCs w:val="24"/>
+              </w:rPr>
               <w:t xml:space="preserve"> :</w:t>
             </w:r>
           </w:p>
@@ -501,8 +657,16 @@
           <w:p>
             <w:pPr>
               <w:contextualSpacing/>
-            </w:pPr>
-            <w:r>
+              <w:rPr>
+                <w:sz w:val="24"/>
+                <w:szCs w:val="24"/>
+              </w:rPr>
+            </w:pPr>
+            <w:r>
+              <w:rPr>
+                <w:sz w:val="24"/>
+                <w:szCs w:val="24"/>
+              </w:rPr>
               <w:t>1/2</w:t>
             </w:r>
           </w:p>
@@ -514,7 +678,7 @@
         </w:trPr>
         <w:tc>
           <w:tcPr>
-            <w:tcW w:w="2507" w:type="dxa"/>
+            <w:tcW w:w="2641" w:type="dxa"/>
             <w:vAlign w:val="center"/>
           </w:tcPr>
           <w:p>
@@ -524,11 +688,15 @@
               <w:jc w:val="center"/>
               <w:rPr>
                 <w:b/>
+                <w:sz w:val="24"/>
+                <w:szCs w:val="24"/>
               </w:rPr>
             </w:pPr>
             <w:r>
               <w:rPr>
                 <w:b/>
+                <w:sz w:val="24"/>
+                <w:szCs w:val="24"/>
               </w:rPr>
               <w:t>STANDAR</w:t>
             </w:r>
@@ -540,13 +708,33 @@
               <w:jc w:val="center"/>
               <w:rPr>
                 <w:b/>
+                <w:sz w:val="24"/>
+                <w:szCs w:val="24"/>
               </w:rPr>
             </w:pPr>
             <w:r>
               <w:rPr>
                 <w:b/>
-              </w:rPr>
-              <w:t>PROSEDUR OPERASIONAL</w:t>
+                <w:sz w:val="24"/>
+                <w:szCs w:val="24"/>
+              </w:rPr>
+              <w:t>PROSEDUR OPER</w:t>
+            </w:r>
+            <w:r>
+              <w:rPr>
+                <w:b/>
+                <w:sz w:val="24"/>
+                <w:szCs w:val="24"/>
+              </w:rPr>
+              <w:t>AS</w:t>
+            </w:r>
+            <w:r>
+              <w:rPr>
+                <w:b/>
+                <w:sz w:val="24"/>
+                <w:szCs w:val="24"/>
+              </w:rPr>
+              <w:t>IONAL</w:t>
             </w:r>
           </w:p>
           <w:p>
@@ -556,6 +744,8 @@
               <w:jc w:val="center"/>
               <w:rPr>
                 <w:b/>
+                <w:sz w:val="24"/>
+                <w:szCs w:val="24"/>
               </w:rPr>
             </w:pPr>
           </w:p>
@@ -568,40 +758,76 @@
           <w:p>
             <w:pPr>
               <w:jc w:val="center"/>
-            </w:pPr>
-            <w:r>
+              <w:rPr>
+                <w:sz w:val="24"/>
+                <w:szCs w:val="24"/>
+              </w:rPr>
+            </w:pPr>
+            <w:r>
+              <w:rPr>
+                <w:sz w:val="24"/>
+                <w:szCs w:val="24"/>
+              </w:rPr>
               <w:t>Ditetapkan Oleh :</w:t>
             </w:r>
           </w:p>
           <w:p>
             <w:pPr>
               <w:jc w:val="center"/>
-            </w:pPr>
-            <w:r>
-              <w:t xml:space="preserve">Kepala Klinik Pratama Rawat Inap Universitas </w:t>
+              <w:rPr>
+                <w:sz w:val="24"/>
+                <w:szCs w:val="24"/>
+              </w:rPr>
+            </w:pPr>
+            <w:r>
+              <w:rPr>
+                <w:sz w:val="24"/>
+                <w:szCs w:val="24"/>
+              </w:rPr>
+              <w:t xml:space="preserve">Kepala Klinik Pratama </w:t>
+            </w:r>
+            <w:r>
+              <w:rPr>
+                <w:sz w:val="24"/>
+                <w:szCs w:val="24"/>
+              </w:rPr>
+              <w:t>PKU</w:t>
+            </w:r>
+            <w:r>
+              <w:rPr>
+                <w:sz w:val="24"/>
+                <w:szCs w:val="24"/>
+              </w:rPr>
+              <w:t xml:space="preserve"> Universitas Muhamadiyah</w:t>
             </w:r>
           </w:p>
           <w:p>
             <w:pPr>
               <w:jc w:val="center"/>
+              <w:rPr>
+                <w:sz w:val="24"/>
+                <w:szCs w:val="24"/>
+              </w:rPr>
             </w:pPr>
             <w:r>
               <w:rPr>
                 <w:noProof/>
+                <w:sz w:val="24"/>
+                <w:szCs w:val="24"/>
               </w:rPr>
               <mc:AlternateContent>
                 <mc:Choice Requires="wpg">
                   <w:drawing>
-                    <wp:anchor distT="0" distB="0" distL="114300" distR="114300" simplePos="0" relativeHeight="251659264" behindDoc="0" locked="0" layoutInCell="1" allowOverlap="1" wp14:anchorId="3C2ED523" wp14:editId="6BB3852A">
+                    <wp:anchor distT="0" distB="0" distL="114300" distR="114300" simplePos="0" relativeHeight="251659264" behindDoc="0" locked="0" layoutInCell="1" allowOverlap="1" wp14:anchorId="3C2ED523" wp14:editId="4B2846B9">
                       <wp:simplePos x="0" y="0"/>
                       <wp:positionH relativeFrom="column">
-                        <wp:posOffset>1198440</wp:posOffset>
+                        <wp:posOffset>877362</wp:posOffset>
                       </wp:positionH>
                       <wp:positionV relativeFrom="paragraph">
-                        <wp:posOffset>82794</wp:posOffset>
+                        <wp:posOffset>43531</wp:posOffset>
                       </wp:positionV>
-                      <wp:extent cx="2481434" cy="1144905"/>
-                      <wp:effectExtent l="0" t="0" r="0" b="0"/>
+                      <wp:extent cx="2879677" cy="1328912"/>
+                      <wp:effectExtent l="0" t="0" r="0" b="5080"/>
                       <wp:wrapNone/>
                       <wp:docPr id="1790912669" name="Group 5"/>
                       <wp:cNvGraphicFramePr/>
@@ -612,7 +838,7 @@
                             <wpg:grpSpPr>
                               <a:xfrm>
                                 <a:off x="0" y="0"/>
-                                <a:ext cx="2481434" cy="1144905"/>
+                                <a:ext cx="2879677" cy="1328912"/>
                                 <a:chOff x="0" y="0"/>
                                 <a:chExt cx="2481434" cy="1144905"/>
                               </a:xfrm>
@@ -693,12 +919,18 @@
                           </wpg:wgp>
                         </a:graphicData>
                       </a:graphic>
+                      <wp14:sizeRelH relativeFrom="margin">
+                        <wp14:pctWidth>0</wp14:pctWidth>
+                      </wp14:sizeRelH>
+                      <wp14:sizeRelV relativeFrom="margin">
+                        <wp14:pctHeight>0</wp14:pctHeight>
+                      </wp14:sizeRelV>
                     </wp:anchor>
                   </w:drawing>
                 </mc:Choice>
                 <mc:Fallback>
                   <w:pict>
-                    <v:group w14:anchorId="263E8B57" id="Group 5" o:spid="_x0000_s1026" style="position:absolute;margin-left:94.35pt;margin-top:6.5pt;width:195.4pt;height:90.15pt;z-index:251659264" coordsize="24814,11449" o:gfxdata="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">
+                    <v:group w14:anchorId="1C1D4DCA" id="Group 5" o:spid="_x0000_s1026" style="position:absolute;margin-left:69.1pt;margin-top:3.45pt;width:226.75pt;height:104.65pt;z-index:251659264;mso-width-relative:margin;mso-height-relative:margin" coordsize="24814,11449" o:gfxdata="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">
                       <v:shapetype id="_x0000_t75" coordsize="21600,21600" o:spt="75" o:preferrelative="t" path="m@4@5l@4@11@9@11@9@5xe" filled="f" stroked="f">
                         <v:stroke joinstyle="miter"/>
                         <v:formulas>
@@ -730,37 +962,65 @@
               </mc:AlternateContent>
             </w:r>
             <w:r>
-              <w:t>Muhamadiyah Maumere</w:t>
+              <w:rPr>
+                <w:sz w:val="24"/>
+                <w:szCs w:val="24"/>
+              </w:rPr>
+              <w:t>Maumere</w:t>
             </w:r>
           </w:p>
           <w:p>
             <w:pPr>
               <w:jc w:val="center"/>
+              <w:rPr>
+                <w:sz w:val="24"/>
+                <w:szCs w:val="24"/>
+              </w:rPr>
             </w:pPr>
           </w:p>
           <w:p>
             <w:pPr>
               <w:jc w:val="center"/>
+              <w:rPr>
+                <w:sz w:val="24"/>
+                <w:szCs w:val="24"/>
+              </w:rPr>
             </w:pPr>
           </w:p>
           <w:p>
             <w:pPr>
               <w:jc w:val="center"/>
+              <w:rPr>
+                <w:sz w:val="24"/>
+                <w:szCs w:val="24"/>
+              </w:rPr>
             </w:pPr>
           </w:p>
           <w:p>
             <w:pPr>
               <w:jc w:val="center"/>
+              <w:rPr>
+                <w:sz w:val="24"/>
+                <w:szCs w:val="24"/>
+              </w:rPr>
             </w:pPr>
           </w:p>
           <w:p>
             <w:pPr>
               <w:jc w:val="center"/>
+              <w:rPr>
+                <w:sz w:val="24"/>
+                <w:szCs w:val="24"/>
+              </w:rPr>
             </w:pPr>
           </w:p>
           <w:p>
             <w:pPr>
               <w:jc w:val="center"/>
+              <w:rPr>
+                <w:sz w:val="24"/>
+                <w:szCs w:val="24"/>
+              </w:rPr>
             </w:pPr>
           </w:p>
           <w:p>
@@ -768,12 +1028,16 @@
               <w:jc w:val="center"/>
               <w:rPr>
                 <w:b/>
+                <w:sz w:val="24"/>
+                <w:szCs w:val="24"/>
                 <w:u w:val="single"/>
               </w:rPr>
             </w:pPr>
             <w:r>
               <w:rPr>
                 <w:b/>
+                <w:sz w:val="24"/>
+                <w:szCs w:val="24"/>
                 <w:u w:val="single"/>
               </w:rPr>
               <w:t>dr. Muhamad Ibrahim S</w:t>
@@ -781,6 +1045,8 @@
             <w:r>
               <w:rPr>
                 <w:b/>
+                <w:sz w:val="24"/>
+                <w:szCs w:val="24"/>
                 <w:u w:val="single"/>
                 <w:lang w:val="en-US"/>
               </w:rPr>
@@ -789,6 +1055,8 @@
             <w:r>
               <w:rPr>
                 <w:b/>
+                <w:sz w:val="24"/>
+                <w:szCs w:val="24"/>
                 <w:u w:val="single"/>
               </w:rPr>
               <w:t>ngadji, M.A.R.S</w:t>
@@ -800,11 +1068,15 @@
               <w:contextualSpacing/>
               <w:jc w:val="center"/>
               <w:rPr>
+                <w:sz w:val="24"/>
+                <w:szCs w:val="24"/>
                 <w:lang w:val="id-ID"/>
               </w:rPr>
             </w:pPr>
             <w:r>
               <w:rPr>
+                <w:sz w:val="24"/>
+                <w:szCs w:val="24"/>
                 <w:lang w:val="en-US"/>
               </w:rPr>
               <w:t>NBK. 260901001</w:t>
@@ -818,7 +1090,7 @@
         </w:trPr>
         <w:tc>
           <w:tcPr>
-            <w:tcW w:w="2507" w:type="dxa"/>
+            <w:tcW w:w="2641" w:type="dxa"/>
           </w:tcPr>
           <w:p>
             <w:pPr>
@@ -837,11 +1109,15 @@
               <w:jc w:val="both"/>
               <w:rPr>
                 <w:bCs/>
+                <w:sz w:val="24"/>
+                <w:szCs w:val="24"/>
               </w:rPr>
             </w:pPr>
             <w:r>
               <w:rPr>
                 <w:bCs/>
+                <w:sz w:val="24"/>
+                <w:szCs w:val="24"/>
               </w:rPr>
               <w:t>Pengertian</w:t>
             </w:r>
@@ -859,27 +1135,35 @@
               <w:textAlignment w:val="baseline"/>
               <w:rPr>
                 <w:rFonts w:eastAsia="Times New Roman"/>
+                <w:sz w:val="24"/>
+                <w:szCs w:val="24"/>
                 <w:lang w:eastAsia="en-ID"/>
               </w:rPr>
             </w:pPr>
             <w:r>
               <w:rPr>
                 <w:rFonts w:eastAsia="Times New Roman"/>
+                <w:sz w:val="24"/>
+                <w:szCs w:val="24"/>
                 <w:lang w:eastAsia="en-ID"/>
               </w:rPr>
               <w:t>$</w:t>
             </w:r>
             <w:r>
               <w:rPr>
+                <w:sz w:val="24"/>
+                <w:szCs w:val="24"/>
+                <w:lang w:eastAsia="en-ID"/>
+              </w:rPr>
+              <w:t>P</w:t>
+            </w:r>
+            <w:r>
+              <w:rPr>
                 <w:bCs/>
-              </w:rPr>
-              <w:t>pengertian</w:t>
-            </w:r>
-            <w:r>
-              <w:rPr>
-                <w:bCs/>
-              </w:rPr>
-              <w:t>$</w:t>
+                <w:sz w:val="24"/>
+                <w:szCs w:val="24"/>
+              </w:rPr>
+              <w:t>engertian$</w:t>
             </w:r>
           </w:p>
         </w:tc>
@@ -890,7 +1174,7 @@
         </w:trPr>
         <w:tc>
           <w:tcPr>
-            <w:tcW w:w="2507" w:type="dxa"/>
+            <w:tcW w:w="2641" w:type="dxa"/>
           </w:tcPr>
           <w:p>
             <w:pPr>
@@ -906,11 +1190,15 @@
               <w:jc w:val="both"/>
               <w:rPr>
                 <w:bCs/>
+                <w:sz w:val="24"/>
+                <w:szCs w:val="24"/>
               </w:rPr>
             </w:pPr>
             <w:r>
               <w:rPr>
                 <w:bCs/>
+                <w:sz w:val="24"/>
+                <w:szCs w:val="24"/>
               </w:rPr>
               <w:t>Tujuan</w:t>
             </w:r>
@@ -928,15 +1216,37 @@
               <w:textAlignment w:val="baseline"/>
               <w:rPr>
                 <w:rFonts w:eastAsia="Times New Roman"/>
+                <w:sz w:val="24"/>
+                <w:szCs w:val="24"/>
                 <w:lang w:eastAsia="en-ID"/>
               </w:rPr>
             </w:pPr>
             <w:r>
               <w:rPr>
                 <w:rFonts w:eastAsia="Times New Roman"/>
+                <w:sz w:val="24"/>
+                <w:szCs w:val="24"/>
                 <w:lang w:eastAsia="en-ID"/>
               </w:rPr>
-              <w:t>$tujuan$</w:t>
+              <w:t>$</w:t>
+            </w:r>
+            <w:r>
+              <w:rPr>
+                <w:rFonts w:eastAsia="Times New Roman"/>
+                <w:sz w:val="24"/>
+                <w:szCs w:val="24"/>
+                <w:lang w:eastAsia="en-ID"/>
+              </w:rPr>
+              <w:t>T</w:t>
+            </w:r>
+            <w:r>
+              <w:rPr>
+                <w:rFonts w:eastAsia="Times New Roman"/>
+                <w:sz w:val="24"/>
+                <w:szCs w:val="24"/>
+                <w:lang w:eastAsia="en-ID"/>
+              </w:rPr>
+              <w:t>ujuan$</w:t>
             </w:r>
           </w:p>
         </w:tc>
@@ -947,7 +1257,7 @@
         </w:trPr>
         <w:tc>
           <w:tcPr>
-            <w:tcW w:w="2507" w:type="dxa"/>
+            <w:tcW w:w="2641" w:type="dxa"/>
           </w:tcPr>
           <w:p>
             <w:pPr>
@@ -963,11 +1273,15 @@
               <w:jc w:val="both"/>
               <w:rPr>
                 <w:bCs/>
+                <w:sz w:val="24"/>
+                <w:szCs w:val="24"/>
               </w:rPr>
             </w:pPr>
             <w:r>
               <w:rPr>
                 <w:bCs/>
+                <w:sz w:val="24"/>
+                <w:szCs w:val="24"/>
               </w:rPr>
               <w:t>Kebijakan</w:t>
             </w:r>
@@ -982,9 +1296,31 @@
             <w:pPr>
               <w:spacing w:after="240"/>
               <w:jc w:val="both"/>
-            </w:pPr>
-            <w:r>
-              <w:t>$kebijakan$</w:t>
+              <w:rPr>
+                <w:sz w:val="24"/>
+                <w:szCs w:val="24"/>
+              </w:rPr>
+            </w:pPr>
+            <w:r>
+              <w:rPr>
+                <w:sz w:val="24"/>
+                <w:szCs w:val="24"/>
+              </w:rPr>
+              <w:t>Sesuai dengan Keputusan Pimpinan Klinik PKU Universitas Muhammadiyah Maumere Nomor: “$Nomor SK</w:t>
+            </w:r>
+            <w:r>
+              <w:rPr>
+                <w:sz w:val="24"/>
+                <w:szCs w:val="24"/>
+              </w:rPr>
+              <w:t>$</w:t>
+            </w:r>
+            <w:r>
+              <w:rPr>
+                <w:sz w:val="24"/>
+                <w:szCs w:val="24"/>
+              </w:rPr>
+              <w:t>” tentang “$Jenis SK$”</w:t>
             </w:r>
           </w:p>
         </w:tc>
@@ -995,7 +1331,7 @@
         </w:trPr>
         <w:tc>
           <w:tcPr>
-            <w:tcW w:w="2507" w:type="dxa"/>
+            <w:tcW w:w="2641" w:type="dxa"/>
           </w:tcPr>
           <w:p>
             <w:pPr>
@@ -1011,13 +1347,17 @@
               <w:jc w:val="both"/>
               <w:rPr>
                 <w:bCs/>
+                <w:sz w:val="24"/>
+                <w:szCs w:val="24"/>
               </w:rPr>
             </w:pPr>
             <w:r>
               <w:rPr>
                 <w:bCs/>
-              </w:rPr>
-              <w:t>Prosedur Langkah - langkah</w:t>
+                <w:sz w:val="24"/>
+                <w:szCs w:val="24"/>
+              </w:rPr>
+              <w:t>Prosedur</w:t>
             </w:r>
           </w:p>
         </w:tc>
@@ -1029,9 +1369,31 @@
           <w:p>
             <w:pPr>
               <w:pStyle w:val="TableParagraph"/>
-            </w:pPr>
-            <w:r>
-              <w:t>$prosedur$</w:t>
+              <w:rPr>
+                <w:sz w:val="24"/>
+                <w:szCs w:val="24"/>
+              </w:rPr>
+            </w:pPr>
+            <w:r>
+              <w:rPr>
+                <w:sz w:val="24"/>
+                <w:szCs w:val="24"/>
+              </w:rPr>
+              <w:t>$</w:t>
+            </w:r>
+            <w:r>
+              <w:rPr>
+                <w:sz w:val="24"/>
+                <w:szCs w:val="24"/>
+              </w:rPr>
+              <w:t>P</w:t>
+            </w:r>
+            <w:r>
+              <w:rPr>
+                <w:sz w:val="24"/>
+                <w:szCs w:val="24"/>
+              </w:rPr>
+              <w:t>rosedur$</w:t>
             </w:r>
           </w:p>
         </w:tc>
@@ -1042,7 +1404,7 @@
         </w:trPr>
         <w:tc>
           <w:tcPr>
-            <w:tcW w:w="2507" w:type="dxa"/>
+            <w:tcW w:w="2641" w:type="dxa"/>
           </w:tcPr>
           <w:p>
             <w:pPr>
@@ -1058,13 +1420,25 @@
               <w:jc w:val="both"/>
               <w:rPr>
                 <w:bCs/>
+                <w:sz w:val="24"/>
+                <w:szCs w:val="24"/>
               </w:rPr>
             </w:pPr>
             <w:r>
               <w:rPr>
                 <w:bCs/>
-              </w:rPr>
-              <w:t>Bagian alir</w:t>
+                <w:sz w:val="24"/>
+                <w:szCs w:val="24"/>
+              </w:rPr>
+              <w:t xml:space="preserve">Bagan </w:t>
+            </w:r>
+            <w:r>
+              <w:rPr>
+                <w:bCs/>
+                <w:sz w:val="24"/>
+                <w:szCs w:val="24"/>
+              </w:rPr>
+              <w:t>Alir</w:t>
             </w:r>
           </w:p>
         </w:tc>
@@ -1078,15 +1452,15 @@
               <w:pStyle w:val="TableParagraph"/>
               <w:spacing w:before="1"/>
               <w:rPr>
-                <w:sz w:val="20"/>
-                <w:szCs w:val="20"/>
+                <w:sz w:val="24"/>
+                <w:szCs w:val="24"/>
                 <w:lang w:val="en-US"/>
               </w:rPr>
             </w:pPr>
             <w:r>
               <w:rPr>
-                <w:sz w:val="20"/>
-                <w:szCs w:val="20"/>
+                <w:sz w:val="24"/>
+                <w:szCs w:val="24"/>
                 <w:lang w:val="en-US"/>
               </w:rPr>
               <w:t>$bagan alir$</w:t>
@@ -1100,7 +1474,77 @@
         </w:trPr>
         <w:tc>
           <w:tcPr>
-            <w:tcW w:w="2507" w:type="dxa"/>
+            <w:tcW w:w="2641" w:type="dxa"/>
+          </w:tcPr>
+          <w:p>
+            <w:pPr>
+              <w:pStyle w:val="ListParagraph"/>
+              <w:widowControl/>
+              <w:numPr>
+                <w:ilvl w:val="0"/>
+                <w:numId w:val="1"/>
+              </w:numPr>
+              <w:autoSpaceDE/>
+              <w:autoSpaceDN/>
+              <w:ind w:left="325" w:hanging="283"/>
+              <w:rPr>
+                <w:bCs/>
+                <w:sz w:val="24"/>
+                <w:szCs w:val="24"/>
+              </w:rPr>
+            </w:pPr>
+            <w:r>
+              <w:rPr>
+                <w:bCs/>
+                <w:sz w:val="24"/>
+                <w:szCs w:val="24"/>
+                <w:lang w:val="id-ID"/>
+              </w:rPr>
+              <w:t>Hal</w:t>
+            </w:r>
+            <w:r>
+              <w:rPr>
+                <w:bCs/>
+                <w:sz w:val="24"/>
+                <w:szCs w:val="24"/>
+                <w:lang w:val="id-ID"/>
+              </w:rPr>
+              <w:t>-Hal yang Perlu Diperhatikan</w:t>
+            </w:r>
+          </w:p>
+        </w:tc>
+        <w:tc>
+          <w:tcPr>
+            <w:tcW w:w="7275" w:type="dxa"/>
+            <w:gridSpan w:val="3"/>
+          </w:tcPr>
+          <w:p>
+            <w:pPr>
+              <w:rPr>
+                <w:noProof/>
+                <w:sz w:val="24"/>
+                <w:szCs w:val="24"/>
+                <w:lang w:val="en-US"/>
+              </w:rPr>
+            </w:pPr>
+            <w:r>
+              <w:rPr>
+                <w:sz w:val="24"/>
+                <w:szCs w:val="24"/>
+                <w:lang w:val="en-US"/>
+              </w:rPr>
+              <w:t>-</w:t>
+            </w:r>
+          </w:p>
+        </w:tc>
+      </w:tr>
+      <w:tr>
+        <w:trPr>
+          <w:trHeight w:val="784"/>
+        </w:trPr>
+        <w:tc>
+          <w:tcPr>
+            <w:tcW w:w="2641" w:type="dxa"/>
           </w:tcPr>
           <w:p>
             <w:pPr>
@@ -1116,14 +1560,28 @@
               <w:jc w:val="both"/>
               <w:rPr>
                 <w:bCs/>
+                <w:sz w:val="24"/>
+                <w:szCs w:val="24"/>
+                <w:lang w:val="id-ID"/>
               </w:rPr>
             </w:pPr>
             <w:r>
               <w:rPr>
                 <w:bCs/>
+                <w:sz w:val="24"/>
+                <w:szCs w:val="24"/>
                 <w:lang w:val="id-ID"/>
               </w:rPr>
-              <w:t>Hal – hal yang perlu diperhatikan</w:t>
+              <w:t xml:space="preserve">Unit </w:t>
+            </w:r>
+            <w:r>
+              <w:rPr>
+                <w:bCs/>
+                <w:sz w:val="24"/>
+                <w:szCs w:val="24"/>
+                <w:lang w:val="id-ID"/>
+              </w:rPr>
+              <w:t>Terkait</w:t>
             </w:r>
           </w:p>
         </w:tc>
@@ -1134,27 +1592,31 @@
           </w:tcPr>
           <w:p>
             <w:pPr>
-              <w:rPr>
-                <w:noProof/>
-                <w:lang w:val="en-US"/>
-              </w:rPr>
-            </w:pPr>
-            <w:r>
-              <w:rPr>
-                <w:lang w:val="en-US"/>
-              </w:rPr>
-              <w:t>-</w:t>
+              <w:pStyle w:val="TableParagraph"/>
+              <w:spacing w:before="2"/>
+              <w:jc w:val="both"/>
+              <w:rPr>
+                <w:sz w:val="24"/>
+                <w:szCs w:val="24"/>
+              </w:rPr>
+            </w:pPr>
+            <w:r>
+              <w:rPr>
+                <w:sz w:val="24"/>
+                <w:szCs w:val="24"/>
+              </w:rPr>
+              <w:t>$unit terkait$</w:t>
             </w:r>
           </w:p>
         </w:tc>
       </w:tr>
       <w:tr>
         <w:trPr>
-          <w:trHeight w:val="784"/>
+          <w:trHeight w:val="828"/>
         </w:trPr>
         <w:tc>
           <w:tcPr>
-            <w:tcW w:w="2507" w:type="dxa"/>
+            <w:tcW w:w="2641" w:type="dxa"/>
           </w:tcPr>
           <w:p>
             <w:pPr>
@@ -1170,15 +1632,28 @@
               <w:jc w:val="both"/>
               <w:rPr>
                 <w:bCs/>
+                <w:sz w:val="24"/>
+                <w:szCs w:val="24"/>
                 <w:lang w:val="id-ID"/>
               </w:rPr>
             </w:pPr>
             <w:r>
               <w:rPr>
                 <w:bCs/>
+                <w:sz w:val="24"/>
+                <w:szCs w:val="24"/>
                 <w:lang w:val="id-ID"/>
               </w:rPr>
-              <w:t>Unit terkait</w:t>
+              <w:t xml:space="preserve">Dokumen </w:t>
+            </w:r>
+            <w:r>
+              <w:rPr>
+                <w:bCs/>
+                <w:sz w:val="24"/>
+                <w:szCs w:val="24"/>
+                <w:lang w:val="id-ID"/>
+              </w:rPr>
+              <w:t>Terkait</w:t>
             </w:r>
           </w:p>
         </w:tc>
@@ -1190,153 +1665,43 @@
           <w:p>
             <w:pPr>
               <w:pStyle w:val="TableParagraph"/>
-              <w:numPr>
-                <w:ilvl w:val="0"/>
-                <w:numId w:val="3"/>
-              </w:numPr>
               <w:spacing w:before="2"/>
-              <w:ind w:left="361" w:hanging="425"/>
               <w:jc w:val="both"/>
+              <w:rPr>
+                <w:sz w:val="24"/>
+                <w:szCs w:val="24"/>
+              </w:rPr>
             </w:pPr>
             <w:r>
               <w:rPr>
                 <w:spacing w:val="-2"/>
-              </w:rPr>
-              <w:t>$unit terkait 1$</w:t>
+                <w:sz w:val="24"/>
+                <w:szCs w:val="24"/>
+              </w:rPr>
+              <w:t>$dokumen terkait$</w:t>
             </w:r>
           </w:p>
           <w:p>
             <w:pPr>
               <w:pStyle w:val="TableParagraph"/>
-              <w:numPr>
-                <w:ilvl w:val="0"/>
-                <w:numId w:val="3"/>
-              </w:numPr>
               <w:spacing w:before="2"/>
-              <w:ind w:left="361" w:hanging="425"/>
+              <w:ind w:left="-34"/>
               <w:jc w:val="both"/>
-            </w:pPr>
-            <w:r>
-              <w:rPr>
-                <w:spacing w:val="-2"/>
-              </w:rPr>
-              <w:t xml:space="preserve">$unit terkait </w:t>
-            </w:r>
-            <w:r>
-              <w:rPr>
-                <w:spacing w:val="-2"/>
-              </w:rPr>
-              <w:t>2</w:t>
-            </w:r>
-            <w:r>
-              <w:rPr>
-                <w:spacing w:val="-2"/>
-              </w:rPr>
-              <w:t>$</w:t>
-            </w:r>
-          </w:p>
-          <w:p>
-            <w:pPr>
-              <w:pStyle w:val="TableParagraph"/>
-              <w:numPr>
-                <w:ilvl w:val="0"/>
-                <w:numId w:val="3"/>
-              </w:numPr>
-              <w:spacing w:before="2"/>
-              <w:ind w:left="361" w:hanging="425"/>
-              <w:jc w:val="both"/>
-            </w:pPr>
-            <w:r>
-              <w:t>$</w:t>
-            </w:r>
-            <w:r>
-              <w:rPr>
-                <w:spacing w:val="-2"/>
-              </w:rPr>
-              <w:t xml:space="preserve">$unit terkait </w:t>
-            </w:r>
-            <w:r>
-              <w:rPr>
-                <w:spacing w:val="-2"/>
-              </w:rPr>
-              <w:t>3</w:t>
-            </w:r>
-            <w:r>
-              <w:rPr>
-                <w:spacing w:val="-2"/>
-              </w:rPr>
-              <w:t>$</w:t>
-            </w:r>
-          </w:p>
-          <w:p>
-            <w:pPr>
-              <w:pStyle w:val="TableParagraph"/>
-              <w:numPr>
-                <w:ilvl w:val="0"/>
-                <w:numId w:val="3"/>
-              </w:numPr>
-              <w:spacing w:before="2"/>
-              <w:ind w:left="361" w:hanging="425"/>
-              <w:jc w:val="both"/>
-            </w:pPr>
-            <w:r>
-              <w:rPr>
-                <w:spacing w:val="-2"/>
-              </w:rPr>
-              <w:t xml:space="preserve">$unit terkait </w:t>
-            </w:r>
-            <w:r>
-              <w:rPr>
-                <w:spacing w:val="-2"/>
-              </w:rPr>
-              <w:t>4</w:t>
-            </w:r>
-            <w:r>
-              <w:rPr>
-                <w:spacing w:val="-2"/>
-              </w:rPr>
-              <w:t>$</w:t>
-            </w:r>
-          </w:p>
-          <w:p>
-            <w:pPr>
-              <w:pStyle w:val="TableParagraph"/>
-              <w:numPr>
-                <w:ilvl w:val="0"/>
-                <w:numId w:val="3"/>
-              </w:numPr>
-              <w:spacing w:before="2"/>
-              <w:ind w:left="361" w:hanging="425"/>
-              <w:jc w:val="both"/>
-            </w:pPr>
-            <w:r>
-              <w:rPr>
-                <w:spacing w:val="-2"/>
-              </w:rPr>
-              <w:t xml:space="preserve">$unit terkait </w:t>
-            </w:r>
-            <w:r>
-              <w:rPr>
-                <w:spacing w:val="-2"/>
-              </w:rPr>
-              <w:t>5</w:t>
-            </w:r>
-            <w:r>
-              <w:rPr>
-                <w:spacing w:val="-2"/>
-              </w:rPr>
-              <w:t>$</w:t>
-            </w:r>
+              <w:rPr>
+                <w:sz w:val="24"/>
+                <w:szCs w:val="24"/>
+              </w:rPr>
+            </w:pPr>
           </w:p>
         </w:tc>
       </w:tr>
       <w:tr>
         <w:trPr>
-          <w:trHeight w:val="828"/>
+          <w:trHeight w:val="1550"/>
         </w:trPr>
         <w:tc>
           <w:tcPr>
-            <w:tcW w:w="2507" w:type="dxa"/>
+            <w:tcW w:w="2641" w:type="dxa"/>
           </w:tcPr>
           <w:p>
             <w:pPr>
@@ -1348,117 +1713,19 @@
               </w:numPr>
               <w:autoSpaceDE/>
               <w:autoSpaceDN/>
-              <w:ind w:left="325" w:hanging="283"/>
-              <w:jc w:val="both"/>
+              <w:ind w:left="409"/>
               <w:rPr>
                 <w:bCs/>
+                <w:sz w:val="24"/>
+                <w:szCs w:val="24"/>
                 <w:lang w:val="id-ID"/>
               </w:rPr>
             </w:pPr>
             <w:r>
               <w:rPr>
                 <w:bCs/>
-                <w:lang w:val="id-ID"/>
-              </w:rPr>
-              <w:t>Dokumen terkait</w:t>
-            </w:r>
-          </w:p>
-        </w:tc>
-        <w:tc>
-          <w:tcPr>
-            <w:tcW w:w="7275" w:type="dxa"/>
-            <w:gridSpan w:val="3"/>
-          </w:tcPr>
-          <w:p>
-            <w:pPr>
-              <w:pStyle w:val="TableParagraph"/>
-              <w:numPr>
-                <w:ilvl w:val="0"/>
-                <w:numId w:val="5"/>
-              </w:numPr>
-              <w:spacing w:before="2"/>
-              <w:ind w:left="391" w:hanging="425"/>
-              <w:jc w:val="both"/>
-            </w:pPr>
-            <w:r>
-              <w:rPr>
-                <w:spacing w:val="-2"/>
-              </w:rPr>
-              <w:t>$</w:t>
-            </w:r>
-            <w:r>
-              <w:rPr>
-                <w:spacing w:val="-2"/>
-              </w:rPr>
-              <w:t>dokumen</w:t>
-            </w:r>
-            <w:r>
-              <w:rPr>
-                <w:spacing w:val="-2"/>
-              </w:rPr>
-              <w:t xml:space="preserve"> terkait 1$</w:t>
-            </w:r>
-          </w:p>
-          <w:p>
-            <w:pPr>
-              <w:pStyle w:val="TableParagraph"/>
-              <w:numPr>
-                <w:ilvl w:val="0"/>
-                <w:numId w:val="5"/>
-              </w:numPr>
-              <w:spacing w:before="2"/>
-              <w:ind w:left="391" w:hanging="425"/>
-              <w:jc w:val="both"/>
-            </w:pPr>
-            <w:r>
-              <w:rPr>
-                <w:spacing w:val="-2"/>
-              </w:rPr>
-              <w:t>$</w:t>
-            </w:r>
-            <w:r>
-              <w:rPr>
-                <w:spacing w:val="-2"/>
-              </w:rPr>
-              <w:t>dokumen</w:t>
-            </w:r>
-            <w:r>
-              <w:rPr>
-                <w:spacing w:val="-2"/>
-              </w:rPr>
-              <w:t xml:space="preserve"> terkait 2$</w:t>
-            </w:r>
-          </w:p>
-        </w:tc>
-      </w:tr>
-      <w:tr>
-        <w:trPr>
-          <w:trHeight w:val="1550"/>
-        </w:trPr>
-        <w:tc>
-          <w:tcPr>
-            <w:tcW w:w="2507" w:type="dxa"/>
-          </w:tcPr>
-          <w:p>
-            <w:pPr>
-              <w:pStyle w:val="ListParagraph"/>
-              <w:widowControl/>
-              <w:numPr>
-                <w:ilvl w:val="0"/>
-                <w:numId w:val="5"/>
-              </w:numPr>
-              <w:autoSpaceDE/>
-              <w:autoSpaceDN/>
-              <w:ind w:left="325" w:hanging="283"/>
-              <w:jc w:val="both"/>
-              <w:rPr>
-                <w:bCs/>
-                <w:lang w:val="id-ID"/>
-              </w:rPr>
-            </w:pPr>
-            <w:r>
-              <w:rPr>
-                <w:bCs/>
+                <w:sz w:val="24"/>
+                <w:szCs w:val="24"/>
                 <w:lang w:val="id-ID"/>
               </w:rPr>
               <w:t>Rekaman Histori Perubahan</w:t>
@@ -1477,10 +1744,10 @@
               <w:tblLook w:val="04A0" w:firstRow="1" w:lastRow="0" w:firstColumn="1" w:lastColumn="0" w:noHBand="0" w:noVBand="1"/>
             </w:tblPr>
             <w:tblGrid>
-              <w:gridCol w:w="506"/>
-              <w:gridCol w:w="2662"/>
-              <w:gridCol w:w="2119"/>
-              <w:gridCol w:w="1762"/>
+              <w:gridCol w:w="523"/>
+              <w:gridCol w:w="2656"/>
+              <w:gridCol w:w="2113"/>
+              <w:gridCol w:w="1757"/>
             </w:tblGrid>
             <w:tr>
               <w:tc>
@@ -1488,7 +1755,17 @@
                   <w:tcW w:w="358" w:type="pct"/>
                 </w:tcPr>
                 <w:p>
+                  <w:pPr>
+                    <w:rPr>
+                      <w:sz w:val="24"/>
+                      <w:szCs w:val="24"/>
+                    </w:rPr>
+                  </w:pPr>
                   <w:r>
+                    <w:rPr>
+                      <w:sz w:val="24"/>
+                      <w:szCs w:val="24"/>
+                    </w:rPr>
                     <w:t>No</w:t>
                   </w:r>
                 </w:p>
@@ -1500,8 +1777,16 @@
                 <w:p>
                   <w:pPr>
                     <w:jc w:val="center"/>
+                    <w:rPr>
+                      <w:sz w:val="24"/>
+                      <w:szCs w:val="24"/>
+                    </w:rPr>
                   </w:pPr>
                   <w:r>
+                    <w:rPr>
+                      <w:sz w:val="24"/>
+                      <w:szCs w:val="24"/>
+                    </w:rPr>
                     <w:t>Yang Di Ubah</w:t>
                   </w:r>
                 </w:p>
@@ -1513,8 +1798,16 @@
                 <w:p>
                   <w:pPr>
                     <w:jc w:val="center"/>
+                    <w:rPr>
+                      <w:sz w:val="24"/>
+                      <w:szCs w:val="24"/>
+                    </w:rPr>
                   </w:pPr>
                   <w:r>
+                    <w:rPr>
+                      <w:sz w:val="24"/>
+                      <w:szCs w:val="24"/>
+                    </w:rPr>
                     <w:t>Isi Perubahan</w:t>
                   </w:r>
                 </w:p>
@@ -1526,8 +1819,16 @@
                 <w:p>
                   <w:pPr>
                     <w:jc w:val="center"/>
+                    <w:rPr>
+                      <w:sz w:val="24"/>
+                      <w:szCs w:val="24"/>
+                    </w:rPr>
                   </w:pPr>
                   <w:r>
+                    <w:rPr>
+                      <w:sz w:val="24"/>
+                      <w:szCs w:val="24"/>
+                    </w:rPr>
                     <w:t>Tanggal Mulai Diberlakukan</w:t>
                   </w:r>
                 </w:p>
@@ -1538,25 +1839,53 @@
                 <w:tcPr>
                   <w:tcW w:w="358" w:type="pct"/>
                 </w:tcPr>
-                <w:p/>
+                <w:p>
+                  <w:pPr>
+                    <w:rPr>
+                      <w:sz w:val="24"/>
+                      <w:szCs w:val="24"/>
+                    </w:rPr>
+                  </w:pPr>
+                </w:p>
               </w:tc>
               <w:tc>
                 <w:tcPr>
                   <w:tcW w:w="1888" w:type="pct"/>
                 </w:tcPr>
-                <w:p/>
+                <w:p>
+                  <w:pPr>
+                    <w:rPr>
+                      <w:sz w:val="24"/>
+                      <w:szCs w:val="24"/>
+                    </w:rPr>
+                  </w:pPr>
+                </w:p>
               </w:tc>
               <w:tc>
                 <w:tcPr>
                   <w:tcW w:w="1503" w:type="pct"/>
                 </w:tcPr>
-                <w:p/>
+                <w:p>
+                  <w:pPr>
+                    <w:rPr>
+                      <w:sz w:val="24"/>
+                      <w:szCs w:val="24"/>
+                    </w:rPr>
+                  </w:pPr>
+                </w:p>
               </w:tc>
               <w:tc>
                 <w:tcPr>
                   <w:tcW w:w="1250" w:type="pct"/>
                 </w:tcPr>
-                <w:p/>
+                <w:p>
+                  <w:pPr>
+                    <w:rPr>
+                      <w:sz w:val="24"/>
+                      <w:szCs w:val="24"/>
+                    </w:rPr>
+                  </w:pPr>
+                </w:p>
               </w:tc>
             </w:tr>
             <w:tr>
@@ -1567,25 +1896,53 @@
                 <w:tcPr>
                   <w:tcW w:w="358" w:type="pct"/>
                 </w:tcPr>
-                <w:p/>
+                <w:p>
+                  <w:pPr>
+                    <w:rPr>
+                      <w:sz w:val="24"/>
+                      <w:szCs w:val="24"/>
+                    </w:rPr>
+                  </w:pPr>
+                </w:p>
               </w:tc>
               <w:tc>
                 <w:tcPr>
                   <w:tcW w:w="1888" w:type="pct"/>
                 </w:tcPr>
-                <w:p/>
+                <w:p>
+                  <w:pPr>
+                    <w:rPr>
+                      <w:sz w:val="24"/>
+                      <w:szCs w:val="24"/>
+                    </w:rPr>
+                  </w:pPr>
+                </w:p>
               </w:tc>
               <w:tc>
                 <w:tcPr>
                   <w:tcW w:w="1503" w:type="pct"/>
                 </w:tcPr>
-                <w:p/>
+                <w:p>
+                  <w:pPr>
+                    <w:rPr>
+                      <w:sz w:val="24"/>
+                      <w:szCs w:val="24"/>
+                    </w:rPr>
+                  </w:pPr>
+                </w:p>
               </w:tc>
               <w:tc>
                 <w:tcPr>
                   <w:tcW w:w="1250" w:type="pct"/>
                 </w:tcPr>
-                <w:p/>
+                <w:p>
+                  <w:pPr>
+                    <w:rPr>
+                      <w:sz w:val="24"/>
+                      <w:szCs w:val="24"/>
+                    </w:rPr>
+                  </w:pPr>
+                </w:p>
               </w:tc>
             </w:tr>
             <w:tr>
@@ -1596,25 +1953,53 @@
                 <w:tcPr>
                   <w:tcW w:w="358" w:type="pct"/>
                 </w:tcPr>
-                <w:p/>
+                <w:p>
+                  <w:pPr>
+                    <w:rPr>
+                      <w:sz w:val="24"/>
+                      <w:szCs w:val="24"/>
+                    </w:rPr>
+                  </w:pPr>
+                </w:p>
               </w:tc>
               <w:tc>
                 <w:tcPr>
                   <w:tcW w:w="1888" w:type="pct"/>
                 </w:tcPr>
-                <w:p/>
+                <w:p>
+                  <w:pPr>
+                    <w:rPr>
+                      <w:sz w:val="24"/>
+                      <w:szCs w:val="24"/>
+                    </w:rPr>
+                  </w:pPr>
+                </w:p>
               </w:tc>
               <w:tc>
                 <w:tcPr>
                   <w:tcW w:w="1503" w:type="pct"/>
                 </w:tcPr>
-                <w:p/>
+                <w:p>
+                  <w:pPr>
+                    <w:rPr>
+                      <w:sz w:val="24"/>
+                      <w:szCs w:val="24"/>
+                    </w:rPr>
+                  </w:pPr>
+                </w:p>
               </w:tc>
               <w:tc>
                 <w:tcPr>
                   <w:tcW w:w="1250" w:type="pct"/>
                 </w:tcPr>
-                <w:p/>
+                <w:p>
+                  <w:pPr>
+                    <w:rPr>
+                      <w:sz w:val="24"/>
+                      <w:szCs w:val="24"/>
+                    </w:rPr>
+                  </w:pPr>
+                </w:p>
               </w:tc>
             </w:tr>
           </w:tbl>
@@ -1622,6 +2007,8 @@
             <w:pPr>
               <w:rPr>
                 <w:noProof/>
+                <w:sz w:val="24"/>
+                <w:szCs w:val="24"/>
                 <w:lang w:val="id-ID"/>
               </w:rPr>
             </w:pPr>
@@ -1629,13 +2016,18 @@
         </w:tc>
       </w:tr>
     </w:tbl>
-    <w:p/>
-    <w:p/>
-    <w:p/>
+    <w:p>
+      <w:pPr>
+        <w:rPr>
+          <w:sz w:val="24"/>
+          <w:szCs w:val="24"/>
+        </w:rPr>
+      </w:pPr>
+    </w:p>
     <w:sectPr>
       <w:footerReference w:type="default" r:id="rId12"/>
-      <w:pgSz w:w="11910" w:h="16840" w:code="9"/>
-      <w:pgMar w:top="1440" w:right="1440" w:bottom="1440" w:left="1440" w:header="0" w:footer="998" w:gutter="0"/>
+      <w:pgSz w:w="12242" w:h="18728" w:code="5"/>
+      <w:pgMar w:top="1134" w:right="1134" w:bottom="1134" w:left="1134" w:header="0" w:footer="998" w:gutter="0"/>
       <w:cols w:space="720"/>
     </w:sectPr>
   </w:body>
@@ -1663,6 +2055,49 @@
 
 <file path=word/footer1.xml><?xml version="1.0" encoding="utf-8"?>
 <w:ftr xmlns:wpc="http://schemas.microsoft.com/office/word/2010/wordprocessingCanvas" xmlns:cx="http://schemas.microsoft.com/office/drawing/2014/chartex" xmlns:cx1="http://schemas.microsoft.com/office/drawing/2015/9/8/chartex" xmlns:cx2="http://schemas.microsoft.com/office/drawing/2015/10/21/chartex" xmlns:cx3="http://schemas.microsoft.com/office/drawing/2016/5/9/chartex" xmlns:cx4="http://schemas.microsoft.com/office/drawing/2016/5/10/chartex" xmlns:cx5="http://schemas.microsoft.com/office/drawing/2016/5/11/chartex" xmlns:cx6="http://schemas.microsoft.com/office/drawing/2016/5/12/chartex" xmlns:cx7="http://schemas.microsoft.com/office/drawing/2016/5/13/chartex" xmlns:cx8="http://schemas.microsoft.com/office/drawing/2016/5/14/chartex" xmlns:mc="http://schemas.openxmlformats.org/markup-compatibility/2006" xmlns:aink="http://schemas.microsoft.com/office/drawing/2016/ink" xmlns:am3d="http://schemas.microsoft.com/office/drawing/2017/model3d" xmlns:o="urn:schemas-microsoft-com:office:office" xmlns:oel="http://schemas.microsoft.com/office/2019/extlst" xmlns:r="http://schemas.openxmlformats.org/officeDocument/2006/relationships" xmlns:m="http://schemas.openxmlformats.org/officeDocument/2006/math" xmlns:v="urn:schemas-microsoft-com:vml" xmlns:wp14="http://schemas.microsoft.com/office/word/2010/wordprocessingDrawing" xmlns:wp="http://schemas.openxmlformats.org/drawingml/2006/wordprocessingDrawing" xmlns:w10="urn:schemas-microsoft-com:office:word" xmlns:w="http://schemas.openxmlformats.org/wordprocessingml/2006/main" xmlns:w14="http://schemas.microsoft.com/office/word/2010/wordml" xmlns:w15="http://schemas.microsoft.com/office/word/2012/wordml" xmlns:w16cex="http://schemas.microsoft.com/office/word/2018/wordml/cex" xmlns:w16cid="http://schemas.microsoft.com/office/word/2016/wordml/cid" xmlns:w16="http://schemas.microsoft.com/office/word/2018/wordml" xmlns:w16du="http://schemas.microsoft.com/office/word/2023/wordml/word16du" xmlns:w16sdtdh="http://schemas.microsoft.com/office/word/2020/wordml/sdtdatahash" xmlns:w16sdtfl="http://schemas.microsoft.com/office/word/2024/wordml/sdtformatlock" xmlns:w16se="http://schemas.microsoft.com/office/word/2015/wordml/symex" xmlns:wpg="http://schemas.microsoft.com/office/word/2010/wordprocessingGroup" xmlns:wpi="http://schemas.microsoft.com/office/word/2010/wordprocessingInk" xmlns:wne="http://schemas.microsoft.com/office/word/2006/wordml" xmlns:wps="http://schemas.microsoft.com/office/word/2010/wordprocessingShape" mc:Ignorable="w14 w15 w16se w16cid w16 w16cex w16sdtdh w16sdtfl w16du wp14">
+  <w:sdt>
+    <w:sdtPr>
+      <w:id w:val="-1230535107"/>
+      <w:docPartObj>
+        <w:docPartGallery w:val="Page Numbers (Bottom of Page)"/>
+        <w:docPartUnique/>
+      </w:docPartObj>
+    </w:sdtPr>
+    <w:sdtEndPr>
+      <w:rPr>
+        <w:noProof/>
+      </w:rPr>
+    </w:sdtEndPr>
+    <w:sdtContent>
+      <w:p>
+        <w:pPr>
+          <w:pStyle w:val="Footer"/>
+          <w:jc w:val="center"/>
+        </w:pPr>
+        <w:r>
+          <w:fldChar w:fldCharType="begin"/>
+        </w:r>
+        <w:r>
+          <w:instrText xml:space="preserve"> PAGE   \* MERGEFORMAT </w:instrText>
+        </w:r>
+        <w:r>
+          <w:fldChar w:fldCharType="separate"/>
+        </w:r>
+        <w:r>
+          <w:rPr>
+            <w:noProof/>
+          </w:rPr>
+          <w:t>2</w:t>
+        </w:r>
+        <w:r>
+          <w:rPr>
+            <w:noProof/>
+          </w:rPr>
+          <w:fldChar w:fldCharType="end"/>
+        </w:r>
+      </w:p>
+    </w:sdtContent>
+  </w:sdt>
   <w:p>
     <w:pPr>
       <w:pStyle w:val="BodyText"/>
@@ -1671,146 +2106,6 @@
         <w:sz w:val="20"/>
       </w:rPr>
     </w:pPr>
-    <w:r>
-      <w:rPr>
-        <w:noProof/>
-      </w:rPr>
-      <mc:AlternateContent>
-        <mc:Choice Requires="wps">
-          <w:drawing>
-            <wp:anchor distT="0" distB="0" distL="114300" distR="114300" simplePos="0" relativeHeight="251659264" behindDoc="1" locked="0" layoutInCell="1" allowOverlap="1" wp14:anchorId="405937CE" wp14:editId="39BEA3A4">
-              <wp:simplePos x="0" y="0"/>
-              <wp:positionH relativeFrom="page">
-                <wp:posOffset>3707130</wp:posOffset>
-              </wp:positionH>
-              <wp:positionV relativeFrom="page">
-                <wp:posOffset>9917430</wp:posOffset>
-              </wp:positionV>
-              <wp:extent cx="160020" cy="165735"/>
-              <wp:effectExtent l="0" t="0" r="0" b="0"/>
-              <wp:wrapNone/>
-              <wp:docPr id="5" name="Text Box 5"/>
-              <wp:cNvGraphicFramePr>
-                <a:graphicFrameLocks xmlns:a="http://schemas.openxmlformats.org/drawingml/2006/main"/>
-              </wp:cNvGraphicFramePr>
-              <a:graphic xmlns:a="http://schemas.openxmlformats.org/drawingml/2006/main">
-                <a:graphicData uri="http://schemas.microsoft.com/office/word/2010/wordprocessingShape">
-                  <wps:wsp>
-                    <wps:cNvSpPr txBox="1">
-                      <a:spLocks noChangeArrowheads="1"/>
-                    </wps:cNvSpPr>
-                    <wps:spPr bwMode="auto">
-                      <a:xfrm>
-                        <a:off x="0" y="0"/>
-                        <a:ext cx="160020" cy="165735"/>
-                      </a:xfrm>
-                      <a:prstGeom prst="rect">
-                        <a:avLst/>
-                      </a:prstGeom>
-                      <a:noFill/>
-                      <a:ln>
-                        <a:noFill/>
-                      </a:ln>
-                      <a:extLst>
-                        <a:ext uri="{909E8E84-426E-40DD-AFC4-6F175D3DCCD1}">
-                          <a14:hiddenFill xmlns:a14="http://schemas.microsoft.com/office/drawing/2010/main">
-                            <a:solidFill>
-                              <a:srgbClr val="FFFFFF"/>
-                            </a:solidFill>
-                          </a14:hiddenFill>
-                        </a:ext>
-                        <a:ext uri="{91240B29-F687-4F45-9708-019B960494DF}">
-                          <a14:hiddenLine xmlns:a14="http://schemas.microsoft.com/office/drawing/2010/main" w="9525">
-                            <a:solidFill>
-                              <a:srgbClr val="000000"/>
-                            </a:solidFill>
-                            <a:miter lim="800000"/>
-                            <a:headEnd/>
-                            <a:tailEnd/>
-                          </a14:hiddenLine>
-                        </a:ext>
-                      </a:extLst>
-                    </wps:spPr>
-                    <wps:txbx>
-                      <w:txbxContent>
-                        <w:p>
-                          <w:pPr>
-                            <w:pStyle w:val="BodyText"/>
-                            <w:spacing w:line="245" w:lineRule="exact"/>
-                            <w:ind w:left="60"/>
-                          </w:pPr>
-                          <w:r>
-                            <w:fldChar w:fldCharType="begin"/>
-                          </w:r>
-                          <w:r>
-                            <w:instrText xml:space="preserve"> PAGE </w:instrText>
-                          </w:r>
-                          <w:r>
-                            <w:fldChar w:fldCharType="separate"/>
-                          </w:r>
-                          <w:r>
-                            <w:t>1</w:t>
-                          </w:r>
-                          <w:r>
-                            <w:fldChar w:fldCharType="end"/>
-                          </w:r>
-                        </w:p>
-                      </w:txbxContent>
-                    </wps:txbx>
-                    <wps:bodyPr rot="0" vert="horz" wrap="square" lIns="0" tIns="0" rIns="0" bIns="0" anchor="t" anchorCtr="0" upright="1">
-                      <a:noAutofit/>
-                    </wps:bodyPr>
-                  </wps:wsp>
-                </a:graphicData>
-              </a:graphic>
-              <wp14:sizeRelH relativeFrom="page">
-                <wp14:pctWidth>0</wp14:pctWidth>
-              </wp14:sizeRelH>
-              <wp14:sizeRelV relativeFrom="page">
-                <wp14:pctHeight>0</wp14:pctHeight>
-              </wp14:sizeRelV>
-            </wp:anchor>
-          </w:drawing>
-        </mc:Choice>
-        <mc:Fallback>
-          <w:pict>
-            <v:shapetype w14:anchorId="405937CE" id="_x0000_t202" coordsize="21600,21600" o:spt="202" path="m,l,21600r21600,l21600,xe">
-              <v:stroke joinstyle="miter"/>
-              <v:path gradientshapeok="t" o:connecttype="rect"/>
-            </v:shapetype>
-            <v:shape id="Text Box 5" o:spid="_x0000_s1026" type="#_x0000_t202" style="position:absolute;margin-left:291.9pt;margin-top:780.9pt;width:12.6pt;height:13.05pt;z-index:-251657216;visibility:visible;mso-wrap-style:square;mso-width-percent:0;mso-height-percent:0;mso-wrap-distance-left:9pt;mso-wrap-distance-top:0;mso-wrap-distance-right:9pt;mso-wrap-distance-bottom:0;mso-position-horizontal:absolute;mso-position-horizontal-relative:page;mso-position-vertical:absolute;mso-position-vertical-relative:page;mso-width-percent:0;mso-height-percent:0;mso-width-relative:page;mso-height-relative:page;v-text-anchor:top" o:gfxdata="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" filled="f" stroked="f">
-              <v:textbox inset="0,0,0,0">
-                <w:txbxContent>
-                  <w:p>
-                    <w:pPr>
-                      <w:pStyle w:val="BodyText"/>
-                      <w:spacing w:line="245" w:lineRule="exact"/>
-                      <w:ind w:left="60"/>
-                    </w:pPr>
-                    <w:r>
-                      <w:fldChar w:fldCharType="begin"/>
-                    </w:r>
-                    <w:r>
-                      <w:instrText xml:space="preserve"> PAGE </w:instrText>
-                    </w:r>
-                    <w:r>
-                      <w:fldChar w:fldCharType="separate"/>
-                    </w:r>
-                    <w:r>
-                      <w:t>1</w:t>
-                    </w:r>
-                    <w:r>
-                      <w:fldChar w:fldCharType="end"/>
-                    </w:r>
-                  </w:p>
-                </w:txbxContent>
-              </v:textbox>
-              <w10:wrap anchorx="page" anchory="page"/>
-            </v:shape>
-          </w:pict>
-        </mc:Fallback>
-      </mc:AlternateContent>
-    </w:r>
   </w:p>
 </w:ftr>
 </file>
@@ -3288,6 +3583,64 @@
       </w:tblBorders>
     </w:tblPr>
   </w:style>
+  <w:style w:type="paragraph" w:styleId="Header">
+    <w:name w:val="header"/>
+    <w:basedOn w:val="Normal"/>
+    <w:link w:val="HeaderChar"/>
+    <w:uiPriority w:val="99"/>
+    <w:unhideWhenUsed/>
+    <w:rsid w:val="004648E6"/>
+    <w:pPr>
+      <w:tabs>
+        <w:tab w:val="center" w:pos="4513"/>
+        <w:tab w:val="right" w:pos="9026"/>
+      </w:tabs>
+    </w:pPr>
+  </w:style>
+  <w:style w:type="character" w:customStyle="1" w:styleId="HeaderChar">
+    <w:name w:val="Header Char"/>
+    <w:basedOn w:val="DefaultParagraphFont"/>
+    <w:link w:val="Header"/>
+    <w:uiPriority w:val="99"/>
+    <w:rsid w:val="004648E6"/>
+    <w:rPr>
+      <w:rFonts w:ascii="Arial" w:eastAsia="Arial" w:hAnsi="Arial" w:cs="Arial"/>
+      <w:kern w:val="0"/>
+      <w:sz w:val="22"/>
+      <w:szCs w:val="22"/>
+      <w:lang w:val="id"/>
+      <w14:ligatures w14:val="none"/>
+    </w:rPr>
+  </w:style>
+  <w:style w:type="paragraph" w:styleId="Footer">
+    <w:name w:val="footer"/>
+    <w:basedOn w:val="Normal"/>
+    <w:link w:val="FooterChar"/>
+    <w:uiPriority w:val="99"/>
+    <w:unhideWhenUsed/>
+    <w:rsid w:val="004648E6"/>
+    <w:pPr>
+      <w:tabs>
+        <w:tab w:val="center" w:pos="4513"/>
+        <w:tab w:val="right" w:pos="9026"/>
+      </w:tabs>
+    </w:pPr>
+  </w:style>
+  <w:style w:type="character" w:customStyle="1" w:styleId="FooterChar">
+    <w:name w:val="Footer Char"/>
+    <w:basedOn w:val="DefaultParagraphFont"/>
+    <w:link w:val="Footer"/>
+    <w:uiPriority w:val="99"/>
+    <w:rsid w:val="004648E6"/>
+    <w:rPr>
+      <w:rFonts w:ascii="Arial" w:eastAsia="Arial" w:hAnsi="Arial" w:cs="Arial"/>
+      <w:kern w:val="0"/>
+      <w:sz w:val="22"/>
+      <w:szCs w:val="22"/>
+      <w:lang w:val="id"/>
+      <w14:ligatures w14:val="none"/>
+    </w:rPr>
+  </w:style>
 </w:styles>
 </file>
 
